--- a/Polecenie - bazy danych 1.docx
+++ b/Polecenie - bazy danych 1.docx
@@ -4,449 +4,223 @@
   <w:body>
     <w:p>
       <w:pPr>
-        <w:spacing w:after="0" w:line="240" w:lineRule="auto"/>
+        <w:pStyle w:val="NormalnyWeb"/>
         <w:rPr>
-          <w:b/>
-          <w:bCs/>
+          <w:rStyle w:val="Pogrubienie"/>
+          <w:rFonts w:eastAsiaTheme="majorEastAsia"/>
         </w:rPr>
+      </w:pPr>
+      <w:r>
+        <w:rPr>
+          <w:rStyle w:val="Pogrubienie"/>
+          <w:rFonts w:eastAsiaTheme="majorEastAsia"/>
+        </w:rPr>
+        <w:t>Polecenie – projekt bazy danych utworów muzycznych</w:t>
+      </w:r>
+    </w:p>
+    <w:p>
+      <w:pPr>
+        <w:pStyle w:val="NormalnyWeb"/>
       </w:pPr>
       <w:r>
         <w:rPr>
           <w:b/>
           <w:bCs/>
         </w:rPr>
-        <w:t>Polecenie:</w:t>
+        <w:t>Cel bazy danych:</w:t>
+      </w:r>
+      <w:r>
+        <w:br/>
+        <w:t>Celem bazy danych jest przechowywanie i porządkowanie informacji o utworach muzycznych oraz ich wykonawcach w celu łatwego wyszukiwania utworów według wykonawcy, gatunku i roku wydania.</w:t>
       </w:r>
     </w:p>
     <w:p>
       <w:pPr>
-        <w:spacing w:after="0" w:line="240" w:lineRule="auto"/>
-        <w:rPr>
-          <w:b/>
-          <w:bCs/>
-        </w:rPr>
-      </w:pPr>
-      <w:r>
-        <w:rPr>
-          <w:b/>
-          <w:bCs/>
-        </w:rPr>
-        <w:t xml:space="preserve">Zaprojektuj relacyjną bazę danych kolekcji książek z wykorzystaniem rzeczywistych danych dostępnych w Internecie.  </w:t>
-      </w:r>
-    </w:p>
-    <w:p>
-      <w:pPr>
-        <w:spacing w:after="0" w:line="240" w:lineRule="auto"/>
-        <w:rPr>
-          <w:b/>
-          <w:bCs/>
-        </w:rPr>
-      </w:pPr>
-    </w:p>
-    <w:p>
-      <w:pPr>
-        <w:numPr>
-          <w:ilvl w:val="0"/>
-          <w:numId w:val="1"/>
-        </w:numPr>
-        <w:spacing w:after="0" w:line="240" w:lineRule="auto"/>
-      </w:pPr>
-      <w:r>
-        <w:t xml:space="preserve">Wybierz </w:t>
-      </w:r>
-      <w:r>
-        <w:rPr>
-          <w:b/>
-          <w:bCs/>
-        </w:rPr>
-        <w:t>jedno internetowe źródło danych</w:t>
-      </w:r>
-      <w:r>
-        <w:t>, np.:</w:t>
-      </w:r>
-    </w:p>
-    <w:p>
-      <w:pPr>
-        <w:numPr>
-          <w:ilvl w:val="1"/>
-          <w:numId w:val="1"/>
-        </w:numPr>
-        <w:spacing w:after="0" w:line="240" w:lineRule="auto"/>
-      </w:pPr>
-      <w:r>
-        <w:t>sklep internetowy z książkami,</w:t>
-      </w:r>
-    </w:p>
-    <w:p>
-      <w:pPr>
-        <w:numPr>
-          <w:ilvl w:val="1"/>
-          <w:numId w:val="1"/>
-        </w:numPr>
-        <w:spacing w:after="0" w:line="240" w:lineRule="auto"/>
-      </w:pPr>
-      <w:r>
-        <w:t>katalog książek,</w:t>
-      </w:r>
-    </w:p>
-    <w:p>
-      <w:pPr>
-        <w:numPr>
-          <w:ilvl w:val="1"/>
-          <w:numId w:val="1"/>
-        </w:numPr>
-        <w:spacing w:after="0" w:line="240" w:lineRule="auto"/>
-      </w:pPr>
-      <w:r>
-        <w:t>portal czytelniczy.</w:t>
-      </w:r>
-    </w:p>
-    <w:p>
-      <w:pPr>
-        <w:numPr>
-          <w:ilvl w:val="0"/>
-          <w:numId w:val="1"/>
-        </w:numPr>
-        <w:spacing w:after="0" w:line="240" w:lineRule="auto"/>
-      </w:pPr>
-      <w:r>
-        <w:t xml:space="preserve">Wybierz </w:t>
-      </w:r>
-      <w:r>
-        <w:rPr>
-          <w:b/>
-          <w:bCs/>
-        </w:rPr>
-        <w:t>co najmniej 1</w:t>
-      </w:r>
-      <w:r>
-        <w:rPr>
-          <w:b/>
-          <w:bCs/>
-        </w:rPr>
-        <w:t>5</w:t>
-      </w:r>
-      <w:r>
-        <w:rPr>
-          <w:b/>
-          <w:bCs/>
-        </w:rPr>
-        <w:t xml:space="preserve"> pozycji</w:t>
-      </w:r>
-      <w:r>
-        <w:t xml:space="preserve"> (książek), które będą stanowiły przykładową kolekcję.</w:t>
-      </w:r>
-      <w:r>
-        <w:t xml:space="preserve"> Dodatkowo użyj co najmniej 3 książek tego samego autora</w:t>
-      </w:r>
-    </w:p>
-    <w:p>
-      <w:pPr>
-        <w:numPr>
-          <w:ilvl w:val="0"/>
-          <w:numId w:val="1"/>
-        </w:numPr>
-        <w:spacing w:after="0" w:line="240" w:lineRule="auto"/>
-      </w:pPr>
-      <w:r>
-        <w:t>Zanotuj, jakie informacje są dostępne w źródle (np. tytuł, autor, ISBN, wydawnictwo).</w:t>
-      </w:r>
-    </w:p>
-    <w:p>
-      <w:pPr>
-        <w:numPr>
-          <w:ilvl w:val="0"/>
-          <w:numId w:val="1"/>
-        </w:numPr>
-        <w:spacing w:after="0" w:line="240" w:lineRule="auto"/>
-      </w:pPr>
-      <w:r>
-        <w:t xml:space="preserve">Określ, jakie </w:t>
-      </w:r>
-      <w:r>
-        <w:rPr>
-          <w:b/>
-          <w:bCs/>
-        </w:rPr>
-        <w:t>dane o książkach</w:t>
-      </w:r>
-      <w:r>
-        <w:t xml:space="preserve"> są potrzebne w bazie, np.:</w:t>
-      </w:r>
-    </w:p>
-    <w:p>
-      <w:pPr>
-        <w:numPr>
-          <w:ilvl w:val="1"/>
-          <w:numId w:val="2"/>
-        </w:numPr>
-        <w:spacing w:after="0" w:line="240" w:lineRule="auto"/>
-      </w:pPr>
-      <w:r>
-        <w:t>tytuł,</w:t>
-      </w:r>
-    </w:p>
-    <w:p>
-      <w:pPr>
-        <w:numPr>
-          <w:ilvl w:val="1"/>
-          <w:numId w:val="2"/>
-        </w:numPr>
-        <w:spacing w:after="0" w:line="240" w:lineRule="auto"/>
-      </w:pPr>
-      <w:r>
-        <w:t>autor,</w:t>
-      </w:r>
-    </w:p>
-    <w:p>
-      <w:pPr>
-        <w:numPr>
-          <w:ilvl w:val="1"/>
-          <w:numId w:val="2"/>
-        </w:numPr>
-        <w:spacing w:after="0" w:line="240" w:lineRule="auto"/>
-      </w:pPr>
-      <w:r>
-        <w:t>gatunek,</w:t>
-      </w:r>
-    </w:p>
-    <w:p>
-      <w:pPr>
-        <w:numPr>
-          <w:ilvl w:val="1"/>
-          <w:numId w:val="2"/>
-        </w:numPr>
-        <w:spacing w:after="0" w:line="240" w:lineRule="auto"/>
-      </w:pPr>
-      <w:r>
-        <w:t>rok wydania,</w:t>
-      </w:r>
-    </w:p>
-    <w:p>
-      <w:pPr>
-        <w:numPr>
-          <w:ilvl w:val="1"/>
-          <w:numId w:val="2"/>
-        </w:numPr>
-        <w:spacing w:after="0" w:line="240" w:lineRule="auto"/>
-      </w:pPr>
-      <w:r>
-        <w:t>ISBN,</w:t>
-      </w:r>
-    </w:p>
-    <w:p>
-      <w:pPr>
-        <w:numPr>
-          <w:ilvl w:val="1"/>
-          <w:numId w:val="2"/>
-        </w:numPr>
-        <w:spacing w:after="0" w:line="240" w:lineRule="auto"/>
-      </w:pPr>
-      <w:r>
-        <w:t>liczba stron,</w:t>
-      </w:r>
-    </w:p>
-    <w:p>
-      <w:pPr>
-        <w:numPr>
-          <w:ilvl w:val="1"/>
-          <w:numId w:val="2"/>
-        </w:numPr>
-        <w:spacing w:after="0" w:line="240" w:lineRule="auto"/>
-      </w:pPr>
-      <w:r>
-        <w:t>opis książki.</w:t>
-      </w:r>
-    </w:p>
-    <w:p>
-      <w:pPr>
-        <w:pStyle w:val="Akapitzlist"/>
-        <w:numPr>
-          <w:ilvl w:val="0"/>
-          <w:numId w:val="1"/>
-        </w:numPr>
-        <w:spacing w:after="0" w:line="240" w:lineRule="auto"/>
-      </w:pPr>
-      <w:r>
-        <w:t xml:space="preserve">Zaprojektuj </w:t>
-      </w:r>
-      <w:r>
-        <w:rPr>
-          <w:b/>
-          <w:bCs/>
-        </w:rPr>
-        <w:t>co najmniej dwie tabele</w:t>
-      </w:r>
-      <w:r>
-        <w:t>, np.:</w:t>
-      </w:r>
-    </w:p>
-    <w:p>
-      <w:pPr>
-        <w:numPr>
-          <w:ilvl w:val="1"/>
-          <w:numId w:val="3"/>
-        </w:numPr>
-        <w:spacing w:after="0" w:line="240" w:lineRule="auto"/>
-      </w:pPr>
-      <w:proofErr w:type="spellStart"/>
-      <w:r>
-        <w:t>Ksiazki</w:t>
-      </w:r>
-      <w:proofErr w:type="spellEnd"/>
-    </w:p>
-    <w:p>
-      <w:pPr>
-        <w:numPr>
-          <w:ilvl w:val="1"/>
-          <w:numId w:val="3"/>
-        </w:numPr>
-        <w:spacing w:after="0" w:line="240" w:lineRule="auto"/>
-      </w:pPr>
-      <w:r>
-        <w:t>Autor</w:t>
-      </w:r>
-    </w:p>
-    <w:p>
-      <w:pPr>
-        <w:numPr>
-          <w:ilvl w:val="0"/>
-          <w:numId w:val="3"/>
-        </w:numPr>
-        <w:spacing w:after="0" w:line="240" w:lineRule="auto"/>
-      </w:pPr>
-      <w:r>
-        <w:t xml:space="preserve">Wskaż </w:t>
-      </w:r>
-      <w:r>
-        <w:rPr>
-          <w:b/>
-          <w:bCs/>
-        </w:rPr>
-        <w:t>klucz główny</w:t>
-      </w:r>
-      <w:r>
-        <w:t xml:space="preserve"> w każdej tabeli.</w:t>
-      </w:r>
-    </w:p>
-    <w:p>
-      <w:pPr>
-        <w:numPr>
-          <w:ilvl w:val="0"/>
-          <w:numId w:val="3"/>
-        </w:numPr>
-        <w:spacing w:after="0" w:line="240" w:lineRule="auto"/>
-      </w:pPr>
-      <w:r>
-        <w:t xml:space="preserve">Określ </w:t>
-      </w:r>
-      <w:r>
-        <w:rPr>
-          <w:b/>
-          <w:bCs/>
-        </w:rPr>
-        <w:t>relację między tabelami</w:t>
-      </w:r>
-      <w:r>
-        <w:t xml:space="preserve"> (np. jedna lokalizacja może zawierać wiele książek).</w:t>
-      </w:r>
-    </w:p>
-    <w:p>
-      <w:pPr>
-        <w:spacing w:after="0" w:line="240" w:lineRule="auto"/>
-      </w:pPr>
-    </w:p>
-    <w:p>
-      <w:pPr>
-        <w:spacing w:after="0" w:line="240" w:lineRule="auto"/>
-        <w:rPr>
-          <w:b/>
-          <w:bCs/>
-        </w:rPr>
-      </w:pPr>
-      <w:r>
-        <w:rPr>
-          <w:b/>
-          <w:bCs/>
-        </w:rPr>
-        <w:t>Dane w tabeli:</w:t>
-      </w:r>
-    </w:p>
-    <w:p>
-      <w:pPr>
+        <w:pStyle w:val="NormalnyWeb"/>
         <w:numPr>
           <w:ilvl w:val="0"/>
           <w:numId w:val="5"/>
         </w:numPr>
-        <w:spacing w:after="0" w:line="240" w:lineRule="auto"/>
       </w:pPr>
       <w:r>
-        <w:t xml:space="preserve">Wprowadź </w:t>
-      </w:r>
-      <w:r>
-        <w:rPr>
-          <w:b/>
-          <w:bCs/>
-        </w:rPr>
-        <w:t>przykładowe rekordy</w:t>
-      </w:r>
-      <w:r>
-        <w:t>:</w:t>
+        <w:t>Wybierz jedno źródło internetowe (np. serwis muzyczny, sklep z muzyką, portal z tekstami piosenek).</w:t>
       </w:r>
     </w:p>
     <w:p>
       <w:pPr>
+        <w:pStyle w:val="NormalnyWeb"/>
+        <w:numPr>
+          <w:ilvl w:val="0"/>
+          <w:numId w:val="5"/>
+        </w:numPr>
+      </w:pPr>
+      <w:r>
+        <w:t>Wybierz co najmniej 15 utworów muzycznych z tego źródła.</w:t>
+      </w:r>
+      <w:r>
+        <w:br/>
+        <w:t>Minimum 3 utwory muszą być tego samego wykonawcy.</w:t>
+      </w:r>
+    </w:p>
+    <w:p>
+      <w:pPr>
+        <w:pStyle w:val="NormalnyWeb"/>
+        <w:numPr>
+          <w:ilvl w:val="0"/>
+          <w:numId w:val="5"/>
+        </w:numPr>
+      </w:pPr>
+      <w:r>
+        <w:t>Zapisz, jakie informacje o utworach są dostępne na stronie (np. tytuł, wykonawca, album, rok wydania, gatunek, długość utworu).</w:t>
+      </w:r>
+    </w:p>
+    <w:p>
+      <w:pPr>
+        <w:pStyle w:val="NormalnyWeb"/>
+        <w:numPr>
+          <w:ilvl w:val="0"/>
+          <w:numId w:val="5"/>
+        </w:numPr>
+      </w:pPr>
+      <w:r>
+        <w:t>Określ cel bazy danych, np. przechowywanie informacji o utworach i wykonawcach w celu ich wyszukiwania i porządkowania.</w:t>
+      </w:r>
+    </w:p>
+    <w:p>
+      <w:pPr>
+        <w:pStyle w:val="NormalnyWeb"/>
+        <w:numPr>
+          <w:ilvl w:val="0"/>
+          <w:numId w:val="5"/>
+        </w:numPr>
+      </w:pPr>
+      <w:r>
+        <w:t>Określ, jakie dane będą przechowywane w bazie danych.</w:t>
+      </w:r>
+    </w:p>
+    <w:p>
+      <w:pPr>
+        <w:pStyle w:val="NormalnyWeb"/>
+        <w:numPr>
+          <w:ilvl w:val="0"/>
+          <w:numId w:val="5"/>
+        </w:numPr>
+      </w:pPr>
+      <w:r>
+        <w:t>Zaprojektuj co najmniej dwie tabele, np.:</w:t>
+      </w:r>
+    </w:p>
+    <w:p>
+      <w:pPr>
+        <w:pStyle w:val="NormalnyWeb"/>
         <w:numPr>
           <w:ilvl w:val="1"/>
           <w:numId w:val="5"/>
         </w:numPr>
-        <w:spacing w:after="0" w:line="240" w:lineRule="auto"/>
       </w:pPr>
       <w:r>
-        <w:t xml:space="preserve">minimum 5 rekordów do tabeli </w:t>
-      </w:r>
-      <w:proofErr w:type="spellStart"/>
-      <w:r>
-        <w:t>Ksiazki</w:t>
-      </w:r>
-      <w:proofErr w:type="spellEnd"/>
-      <w:r>
-        <w:t>,</w:t>
+        <w:t>Wykonawca</w:t>
       </w:r>
     </w:p>
     <w:p>
       <w:pPr>
+        <w:pStyle w:val="NormalnyWeb"/>
         <w:numPr>
           <w:ilvl w:val="1"/>
           <w:numId w:val="5"/>
         </w:numPr>
-        <w:spacing w:after="0" w:line="240" w:lineRule="auto"/>
       </w:pPr>
       <w:r>
-        <w:t xml:space="preserve">minimum 2 rekordy do tabeli </w:t>
-      </w:r>
-      <w:r>
-        <w:t>Autor</w:t>
-      </w:r>
-      <w:r>
-        <w:t>.</w:t>
+        <w:t>Utwory</w:t>
       </w:r>
     </w:p>
     <w:p>
       <w:pPr>
-        <w:pStyle w:val="Akapitzlist"/>
+        <w:pStyle w:val="NormalnyWeb"/>
         <w:numPr>
           <w:ilvl w:val="0"/>
           <w:numId w:val="5"/>
         </w:numPr>
-        <w:spacing w:after="0" w:line="240" w:lineRule="auto"/>
       </w:pPr>
       <w:r>
-        <w:t>Opisz, do czego baza danych może być wykorzystana</w:t>
+        <w:t>W każdej tabeli wskaż klucz główny</w:t>
       </w:r>
       <w:r>
-        <w:t>?</w:t>
+        <w:t xml:space="preserve"> (ID).</w:t>
       </w:r>
+    </w:p>
+    <w:p>
+      <w:pPr>
+        <w:pStyle w:val="NormalnyWeb"/>
+        <w:numPr>
+          <w:ilvl w:val="0"/>
+          <w:numId w:val="5"/>
+        </w:numPr>
+      </w:pPr>
+      <w:r>
+        <w:t>Określ relację między tabelami (np. jeden wykonawca może mieć wiele utworów).</w:t>
+      </w:r>
+    </w:p>
+    <w:p>
+      <w:pPr>
+        <w:pStyle w:val="NormalnyWeb"/>
+        <w:numPr>
+          <w:ilvl w:val="0"/>
+          <w:numId w:val="5"/>
+        </w:numPr>
+      </w:pPr>
+      <w:r>
+        <w:t>Wprowadź przykładowe dane:</w:t>
+      </w:r>
+    </w:p>
+    <w:p>
+      <w:pPr>
+        <w:pStyle w:val="NormalnyWeb"/>
+        <w:numPr>
+          <w:ilvl w:val="1"/>
+          <w:numId w:val="5"/>
+        </w:numPr>
+      </w:pPr>
+      <w:r>
+        <w:t xml:space="preserve">minimum 5 </w:t>
+      </w:r>
+      <w:r>
+        <w:t>atrybutów</w:t>
+      </w:r>
+      <w:r>
+        <w:t xml:space="preserve"> do tabeli Utwory,</w:t>
+      </w:r>
+    </w:p>
+    <w:p>
+      <w:pPr>
+        <w:pStyle w:val="NormalnyWeb"/>
+        <w:numPr>
+          <w:ilvl w:val="1"/>
+          <w:numId w:val="5"/>
+        </w:numPr>
+      </w:pPr>
+      <w:r>
+        <w:t xml:space="preserve">minimum 2 </w:t>
+      </w:r>
+      <w:r>
+        <w:t>atrybutów</w:t>
+      </w:r>
+      <w:r>
+        <w:t xml:space="preserve"> do tabeli Wykonawca.</w:t>
+      </w:r>
+    </w:p>
+    <w:p>
+      <w:pPr>
+        <w:pStyle w:val="NormalnyWeb"/>
+      </w:pPr>
+      <w:r>
+        <w:t>Wykonaj w EXCEL’u</w:t>
+      </w:r>
+    </w:p>
+    <w:p>
+      <w:pPr>
+        <w:spacing w:after="0" w:line="240" w:lineRule="auto"/>
+      </w:pPr>
     </w:p>
     <w:sectPr>
       <w:pgSz w:w="11906" w:h="16838"/>
@@ -610,6 +384,123 @@
     </w:lvl>
   </w:abstractNum>
   <w:abstractNum w:abstractNumId="1" w15:restartNumberingAfterBreak="0">
+    <w:nsid w:val="2CEB674F"/>
+    <w:multiLevelType w:val="multilevel"/>
+    <w:tmpl w:val="0178A5EA"/>
+    <w:lvl w:ilvl="0">
+      <w:start w:val="1"/>
+      <w:numFmt w:val="decimal"/>
+      <w:lvlText w:val="%1."/>
+      <w:lvlJc w:val="left"/>
+      <w:pPr>
+        <w:tabs>
+          <w:tab w:val="num" w:pos="720"/>
+        </w:tabs>
+        <w:ind w:left="720" w:hanging="360"/>
+      </w:pPr>
+    </w:lvl>
+    <w:lvl w:ilvl="1">
+      <w:start w:val="1"/>
+      <w:numFmt w:val="bullet"/>
+      <w:lvlText w:val="o"/>
+      <w:lvlJc w:val="left"/>
+      <w:pPr>
+        <w:tabs>
+          <w:tab w:val="num" w:pos="1440"/>
+        </w:tabs>
+        <w:ind w:left="1440" w:hanging="360"/>
+      </w:pPr>
+      <w:rPr>
+        <w:rFonts w:ascii="Courier New" w:hAnsi="Courier New" w:hint="default"/>
+        <w:sz w:val="20"/>
+      </w:rPr>
+    </w:lvl>
+    <w:lvl w:ilvl="2" w:tentative="1">
+      <w:start w:val="1"/>
+      <w:numFmt w:val="decimal"/>
+      <w:lvlText w:val="%3."/>
+      <w:lvlJc w:val="left"/>
+      <w:pPr>
+        <w:tabs>
+          <w:tab w:val="num" w:pos="2160"/>
+        </w:tabs>
+        <w:ind w:left="2160" w:hanging="360"/>
+      </w:pPr>
+    </w:lvl>
+    <w:lvl w:ilvl="3" w:tentative="1">
+      <w:start w:val="1"/>
+      <w:numFmt w:val="decimal"/>
+      <w:lvlText w:val="%4."/>
+      <w:lvlJc w:val="left"/>
+      <w:pPr>
+        <w:tabs>
+          <w:tab w:val="num" w:pos="2880"/>
+        </w:tabs>
+        <w:ind w:left="2880" w:hanging="360"/>
+      </w:pPr>
+    </w:lvl>
+    <w:lvl w:ilvl="4" w:tentative="1">
+      <w:start w:val="1"/>
+      <w:numFmt w:val="decimal"/>
+      <w:lvlText w:val="%5."/>
+      <w:lvlJc w:val="left"/>
+      <w:pPr>
+        <w:tabs>
+          <w:tab w:val="num" w:pos="3600"/>
+        </w:tabs>
+        <w:ind w:left="3600" w:hanging="360"/>
+      </w:pPr>
+    </w:lvl>
+    <w:lvl w:ilvl="5" w:tentative="1">
+      <w:start w:val="1"/>
+      <w:numFmt w:val="decimal"/>
+      <w:lvlText w:val="%6."/>
+      <w:lvlJc w:val="left"/>
+      <w:pPr>
+        <w:tabs>
+          <w:tab w:val="num" w:pos="4320"/>
+        </w:tabs>
+        <w:ind w:left="4320" w:hanging="360"/>
+      </w:pPr>
+    </w:lvl>
+    <w:lvl w:ilvl="6" w:tentative="1">
+      <w:start w:val="1"/>
+      <w:numFmt w:val="decimal"/>
+      <w:lvlText w:val="%7."/>
+      <w:lvlJc w:val="left"/>
+      <w:pPr>
+        <w:tabs>
+          <w:tab w:val="num" w:pos="5040"/>
+        </w:tabs>
+        <w:ind w:left="5040" w:hanging="360"/>
+      </w:pPr>
+    </w:lvl>
+    <w:lvl w:ilvl="7" w:tentative="1">
+      <w:start w:val="1"/>
+      <w:numFmt w:val="decimal"/>
+      <w:lvlText w:val="%8."/>
+      <w:lvlJc w:val="left"/>
+      <w:pPr>
+        <w:tabs>
+          <w:tab w:val="num" w:pos="5760"/>
+        </w:tabs>
+        <w:ind w:left="5760" w:hanging="360"/>
+      </w:pPr>
+    </w:lvl>
+    <w:lvl w:ilvl="8" w:tentative="1">
+      <w:start w:val="1"/>
+      <w:numFmt w:val="decimal"/>
+      <w:lvlText w:val="%9."/>
+      <w:lvlJc w:val="left"/>
+      <w:pPr>
+        <w:tabs>
+          <w:tab w:val="num" w:pos="6480"/>
+        </w:tabs>
+        <w:ind w:left="6480" w:hanging="360"/>
+      </w:pPr>
+    </w:lvl>
+  </w:abstractNum>
+  <w:abstractNum w:abstractNumId="2" w15:restartNumberingAfterBreak="0">
     <w:nsid w:val="358E41F2"/>
     <w:multiLevelType w:val="multilevel"/>
     <w:tmpl w:val="29C4D026"/>
@@ -726,7 +617,7 @@
       </w:pPr>
     </w:lvl>
   </w:abstractNum>
-  <w:abstractNum w:abstractNumId="2" w15:restartNumberingAfterBreak="0">
+  <w:abstractNum w:abstractNumId="3" w15:restartNumberingAfterBreak="0">
     <w:nsid w:val="47F66998"/>
     <w:multiLevelType w:val="multilevel"/>
     <w:tmpl w:val="8DE61458"/>
@@ -843,7 +734,7 @@
       </w:pPr>
     </w:lvl>
   </w:abstractNum>
-  <w:abstractNum w:abstractNumId="3" w15:restartNumberingAfterBreak="0">
+  <w:abstractNum w:abstractNumId="4" w15:restartNumberingAfterBreak="0">
     <w:nsid w:val="549105C0"/>
     <w:multiLevelType w:val="multilevel"/>
     <w:tmpl w:val="A35EC364"/>
@@ -960,7 +851,7 @@
       </w:pPr>
     </w:lvl>
   </w:abstractNum>
-  <w:abstractNum w:abstractNumId="4" w15:restartNumberingAfterBreak="0">
+  <w:abstractNum w:abstractNumId="5" w15:restartNumberingAfterBreak="0">
     <w:nsid w:val="5FC97596"/>
     <w:multiLevelType w:val="multilevel"/>
     <w:tmpl w:val="8B8C25EC"/>
@@ -1077,7 +968,7 @@
       </w:pPr>
     </w:lvl>
   </w:abstractNum>
-  <w:abstractNum w:abstractNumId="5" w15:restartNumberingAfterBreak="0">
+  <w:abstractNum w:abstractNumId="6" w15:restartNumberingAfterBreak="0">
     <w:nsid w:val="78EF3D50"/>
     <w:multiLevelType w:val="multilevel"/>
     <w:tmpl w:val="CAAA8A96"/>
@@ -1195,22 +1086,25 @@
     </w:lvl>
   </w:abstractNum>
   <w:num w:numId="1" w16cid:durableId="242372728">
+    <w:abstractNumId w:val="6"/>
+  </w:num>
+  <w:num w:numId="2" w16cid:durableId="945387793">
+    <w:abstractNumId w:val="4"/>
+  </w:num>
+  <w:num w:numId="3" w16cid:durableId="249628036">
     <w:abstractNumId w:val="5"/>
   </w:num>
-  <w:num w:numId="2" w16cid:durableId="945387793">
+  <w:num w:numId="4" w16cid:durableId="2092241378">
     <w:abstractNumId w:val="3"/>
   </w:num>
-  <w:num w:numId="3" w16cid:durableId="249628036">
-    <w:abstractNumId w:val="4"/>
-  </w:num>
-  <w:num w:numId="4" w16cid:durableId="2092241378">
+  <w:num w:numId="5" w16cid:durableId="1847285298">
     <w:abstractNumId w:val="2"/>
-  </w:num>
-  <w:num w:numId="5" w16cid:durableId="1847285298">
-    <w:abstractNumId w:val="1"/>
   </w:num>
   <w:num w:numId="6" w16cid:durableId="1667589208">
     <w:abstractNumId w:val="0"/>
+  </w:num>
+  <w:num w:numId="7" w16cid:durableId="1095975231">
+    <w:abstractNumId w:val="1"/>
   </w:num>
 </w:numbering>
 </file>
@@ -1818,6 +1712,7 @@
   <w:style w:type="character" w:default="1" w:styleId="Domylnaczcionkaakapitu">
     <w:name w:val="Default Paragraph Font"/>
     <w:uiPriority w:val="1"/>
+    <w:semiHidden/>
     <w:unhideWhenUsed/>
   </w:style>
   <w:style w:type="table" w:default="1" w:styleId="Standardowy">
@@ -2129,6 +2024,34 @@
       <w:smallCaps/>
       <w:color w:val="0F4761" w:themeColor="accent1" w:themeShade="BF"/>
       <w:spacing w:val="5"/>
+    </w:rPr>
+  </w:style>
+  <w:style w:type="paragraph" w:styleId="NormalnyWeb">
+    <w:name w:val="Normal (Web)"/>
+    <w:basedOn w:val="Normalny"/>
+    <w:uiPriority w:val="99"/>
+    <w:semiHidden/>
+    <w:unhideWhenUsed/>
+    <w:rsid w:val="00D71843"/>
+    <w:pPr>
+      <w:spacing w:before="100" w:beforeAutospacing="1" w:after="100" w:afterAutospacing="1" w:line="240" w:lineRule="auto"/>
+    </w:pPr>
+    <w:rPr>
+      <w:rFonts w:ascii="Times New Roman" w:eastAsia="Times New Roman" w:hAnsi="Times New Roman" w:cs="Times New Roman"/>
+      <w:kern w:val="0"/>
+      <w:lang w:eastAsia="pl-PL"/>
+      <w14:ligatures w14:val="none"/>
+    </w:rPr>
+  </w:style>
+  <w:style w:type="character" w:styleId="Pogrubienie">
+    <w:name w:val="Strong"/>
+    <w:basedOn w:val="Domylnaczcionkaakapitu"/>
+    <w:uiPriority w:val="22"/>
+    <w:qFormat/>
+    <w:rsid w:val="00D71843"/>
+    <w:rPr>
+      <w:b/>
+      <w:bCs/>
     </w:rPr>
   </w:style>
 </w:styles>
